--- a/fra/docx/017.content.docx
+++ b/fra/docx/017.content.docx
@@ -1509,19 +1509,7 @@
         <w:rPr>
           <w:lang w:val="fr_FR" w:bidi="fr_FR"/>
         </w:rPr>
-        <w:t xml:space="preserve">(See also: </w:t>
-      </w:r>
-      <w:r>
-        <w:rPr>
-          <w:lang w:val="fr_FR" w:bidi="fr_FR"/>
-        </w:rPr>
-        <w:t>commander</w:t>
-      </w:r>
-      <w:r>
-        <w:rPr>
-          <w:lang w:val="fr_FR" w:bidi="fr_FR"/>
-        </w:rPr>
-        <w:t xml:space="preserve">, </w:t>
+        <w:t xml:space="preserve">(See also: commander, </w:t>
       </w:r>
       <w:r>
         <w:rPr>
